--- a/Lab07A.docx
+++ b/Lab07A.docx
@@ -91,7 +91,7 @@
           <w:rFonts w:ascii="Times New Roman" w:hAnsi="Times New Roman" w:cs="Times New Roman"/>
         </w:rPr>
       </w:pPr>
-      <w:bookmarkStart w:id="0" w:name="_Toc202438752"/>
+      <w:bookmarkStart w:id="0" w:name="_Toc223131201"/>
       <w:r>
         <w:rPr>
           <w:rFonts w:ascii="Times New Roman" w:hAnsi="Times New Roman" w:cs="Times New Roman"/>
@@ -145,7 +145,7 @@
             </w:rPr>
             <w:fldChar w:fldCharType="separate"/>
           </w:r>
-          <w:hyperlink w:anchor="_Toc202438752" w:history="1">
+          <w:hyperlink w:anchor="_Toc223131201" w:history="1">
             <w:r>
               <w:rPr>
                 <w:rStyle w:val="Hyperlink"/>
@@ -173,7 +173,7 @@
                 <w:noProof/>
                 <w:webHidden/>
               </w:rPr>
-              <w:instrText xml:space="preserve"> PAGEREF _Toc202438752 \h </w:instrText>
+              <w:instrText xml:space="preserve"> PAGEREF _Toc223131201 \h </w:instrText>
             </w:r>
             <w:r>
               <w:rPr>
@@ -219,7 +219,7 @@
               <w14:ligatures w14:val="standardContextual"/>
             </w:rPr>
           </w:pPr>
-          <w:hyperlink w:anchor="_Toc202438753" w:history="1">
+          <w:hyperlink w:anchor="_Toc223131202" w:history="1">
             <w:r>
               <w:rPr>
                 <w:rStyle w:val="Hyperlink"/>
@@ -247,7 +247,7 @@
                 <w:noProof/>
                 <w:webHidden/>
               </w:rPr>
-              <w:instrText xml:space="preserve"> PAGEREF _Toc202438753 \h </w:instrText>
+              <w:instrText xml:space="preserve"> PAGEREF _Toc223131202 \h </w:instrText>
             </w:r>
             <w:r>
               <w:rPr>
@@ -293,7 +293,7 @@
               <w14:ligatures w14:val="standardContextual"/>
             </w:rPr>
           </w:pPr>
-          <w:hyperlink w:anchor="_Toc202438754" w:history="1">
+          <w:hyperlink w:anchor="_Toc223131203" w:history="1">
             <w:r>
               <w:rPr>
                 <w:rStyle w:val="Hyperlink"/>
@@ -321,7 +321,7 @@
                 <w:noProof/>
                 <w:webHidden/>
               </w:rPr>
-              <w:instrText xml:space="preserve"> PAGEREF _Toc202438754 \h </w:instrText>
+              <w:instrText xml:space="preserve"> PAGEREF _Toc223131203 \h </w:instrText>
             </w:r>
             <w:r>
               <w:rPr>
@@ -367,7 +367,7 @@
               <w14:ligatures w14:val="standardContextual"/>
             </w:rPr>
           </w:pPr>
-          <w:hyperlink w:anchor="_Toc202438755" w:history="1">
+          <w:hyperlink w:anchor="_Toc223131204" w:history="1">
             <w:r>
               <w:rPr>
                 <w:rStyle w:val="Hyperlink"/>
@@ -395,7 +395,7 @@
                 <w:noProof/>
                 <w:webHidden/>
               </w:rPr>
-              <w:instrText xml:space="preserve"> PAGEREF _Toc202438755 \h </w:instrText>
+              <w:instrText xml:space="preserve"> PAGEREF _Toc223131204 \h </w:instrText>
             </w:r>
             <w:r>
               <w:rPr>
@@ -441,7 +441,7 @@
               <w14:ligatures w14:val="standardContextual"/>
             </w:rPr>
           </w:pPr>
-          <w:hyperlink w:anchor="_Toc202438756" w:history="1">
+          <w:hyperlink w:anchor="_Toc223131205" w:history="1">
             <w:r>
               <w:rPr>
                 <w:rStyle w:val="Hyperlink"/>
@@ -469,7 +469,7 @@
                 <w:noProof/>
                 <w:webHidden/>
               </w:rPr>
-              <w:instrText xml:space="preserve"> PAGEREF _Toc202438756 \h </w:instrText>
+              <w:instrText xml:space="preserve"> PAGEREF _Toc223131205 \h </w:instrText>
             </w:r>
             <w:r>
               <w:rPr>
@@ -515,7 +515,7 @@
               <w14:ligatures w14:val="standardContextual"/>
             </w:rPr>
           </w:pPr>
-          <w:hyperlink w:anchor="_Toc202438757" w:history="1">
+          <w:hyperlink w:anchor="_Toc223131206" w:history="1">
             <w:r>
               <w:rPr>
                 <w:rStyle w:val="Hyperlink"/>
@@ -543,7 +543,7 @@
                 <w:noProof/>
                 <w:webHidden/>
               </w:rPr>
-              <w:instrText xml:space="preserve"> PAGEREF _Toc202438757 \h </w:instrText>
+              <w:instrText xml:space="preserve"> PAGEREF _Toc223131206 \h </w:instrText>
             </w:r>
             <w:r>
               <w:rPr>
@@ -589,7 +589,7 @@
               <w14:ligatures w14:val="standardContextual"/>
             </w:rPr>
           </w:pPr>
-          <w:hyperlink w:anchor="_Toc202438758" w:history="1">
+          <w:hyperlink w:anchor="_Toc223131207" w:history="1">
             <w:r>
               <w:rPr>
                 <w:rStyle w:val="Hyperlink"/>
@@ -617,7 +617,7 @@
                 <w:noProof/>
                 <w:webHidden/>
               </w:rPr>
-              <w:instrText xml:space="preserve"> PAGEREF _Toc202438758 \h </w:instrText>
+              <w:instrText xml:space="preserve"> PAGEREF _Toc223131207 \h </w:instrText>
             </w:r>
             <w:r>
               <w:rPr>
@@ -663,7 +663,7 @@
               <w14:ligatures w14:val="standardContextual"/>
             </w:rPr>
           </w:pPr>
-          <w:hyperlink w:anchor="_Toc202438759" w:history="1">
+          <w:hyperlink w:anchor="_Toc223131208" w:history="1">
             <w:r>
               <w:rPr>
                 <w:rStyle w:val="Hyperlink"/>
@@ -691,7 +691,7 @@
                 <w:noProof/>
                 <w:webHidden/>
               </w:rPr>
-              <w:instrText xml:space="preserve"> PAGEREF _Toc202438759 \h </w:instrText>
+              <w:instrText xml:space="preserve"> PAGEREF _Toc223131208 \h </w:instrText>
             </w:r>
             <w:r>
               <w:rPr>
@@ -737,14 +737,14 @@
               <w14:ligatures w14:val="standardContextual"/>
             </w:rPr>
           </w:pPr>
-          <w:hyperlink w:anchor="_Toc202438760" w:history="1">
+          <w:hyperlink w:anchor="_Toc223131209" w:history="1">
             <w:r>
               <w:rPr>
                 <w:rStyle w:val="Hyperlink"/>
                 <w:rFonts w:ascii="Times New Roman" w:hAnsi="Times New Roman" w:cs="Times New Roman"/>
                 <w:noProof/>
               </w:rPr>
-              <w:t>Project Steps</w:t>
+              <w:t>Project Overview</w:t>
             </w:r>
             <w:r>
               <w:rPr>
@@ -765,7 +765,7 @@
                 <w:noProof/>
                 <w:webHidden/>
               </w:rPr>
-              <w:instrText xml:space="preserve"> PAGEREF _Toc202438760 \h </w:instrText>
+              <w:instrText xml:space="preserve"> PAGEREF _Toc223131209 \h </w:instrText>
             </w:r>
             <w:r>
               <w:rPr>
@@ -811,7 +811,7 @@
               <w14:ligatures w14:val="standardContextual"/>
             </w:rPr>
           </w:pPr>
-          <w:hyperlink w:anchor="_Toc202438761" w:history="1">
+          <w:hyperlink w:anchor="_Toc223131210" w:history="1">
             <w:r>
               <w:rPr>
                 <w:rStyle w:val="Hyperlink"/>
@@ -839,7 +839,7 @@
                 <w:noProof/>
                 <w:webHidden/>
               </w:rPr>
-              <w:instrText xml:space="preserve"> PAGEREF _Toc202438761 \h </w:instrText>
+              <w:instrText xml:space="preserve"> PAGEREF _Toc223131210 \h </w:instrText>
             </w:r>
             <w:r>
               <w:rPr>
@@ -885,7 +885,7 @@
               <w14:ligatures w14:val="standardContextual"/>
             </w:rPr>
           </w:pPr>
-          <w:hyperlink w:anchor="_Toc202438762" w:history="1">
+          <w:hyperlink w:anchor="_Toc223131211" w:history="1">
             <w:r>
               <w:rPr>
                 <w:rStyle w:val="Hyperlink"/>
@@ -913,7 +913,7 @@
                 <w:noProof/>
                 <w:webHidden/>
               </w:rPr>
-              <w:instrText xml:space="preserve"> PAGEREF _Toc202438762 \h </w:instrText>
+              <w:instrText xml:space="preserve"> PAGEREF _Toc223131211 \h </w:instrText>
             </w:r>
             <w:r>
               <w:rPr>
@@ -959,7 +959,7 @@
               <w14:ligatures w14:val="standardContextual"/>
             </w:rPr>
           </w:pPr>
-          <w:hyperlink w:anchor="_Toc202438763" w:history="1">
+          <w:hyperlink w:anchor="_Toc223131212" w:history="1">
             <w:r>
               <w:rPr>
                 <w:rStyle w:val="Hyperlink"/>
@@ -987,7 +987,7 @@
                 <w:noProof/>
                 <w:webHidden/>
               </w:rPr>
-              <w:instrText xml:space="preserve"> PAGEREF _Toc202438763 \h </w:instrText>
+              <w:instrText xml:space="preserve"> PAGEREF _Toc223131212 \h </w:instrText>
             </w:r>
             <w:r>
               <w:rPr>
@@ -1033,7 +1033,7 @@
               <w14:ligatures w14:val="standardContextual"/>
             </w:rPr>
           </w:pPr>
-          <w:hyperlink w:anchor="_Toc202438764" w:history="1">
+          <w:hyperlink w:anchor="_Toc223131213" w:history="1">
             <w:r>
               <w:rPr>
                 <w:rStyle w:val="Hyperlink"/>
@@ -1061,7 +1061,7 @@
                 <w:noProof/>
                 <w:webHidden/>
               </w:rPr>
-              <w:instrText xml:space="preserve"> PAGEREF _Toc202438764 \h </w:instrText>
+              <w:instrText xml:space="preserve"> PAGEREF _Toc223131213 \h </w:instrText>
             </w:r>
             <w:r>
               <w:rPr>
@@ -1107,7 +1107,7 @@
               <w14:ligatures w14:val="standardContextual"/>
             </w:rPr>
           </w:pPr>
-          <w:hyperlink w:anchor="_Toc202438765" w:history="1">
+          <w:hyperlink w:anchor="_Toc223131214" w:history="1">
             <w:r>
               <w:rPr>
                 <w:rStyle w:val="Hyperlink"/>
@@ -1135,7 +1135,7 @@
                 <w:noProof/>
                 <w:webHidden/>
               </w:rPr>
-              <w:instrText xml:space="preserve"> PAGEREF _Toc202438765 \h </w:instrText>
+              <w:instrText xml:space="preserve"> PAGEREF _Toc223131214 \h </w:instrText>
             </w:r>
             <w:r>
               <w:rPr>
@@ -1181,7 +1181,7 @@
               <w14:ligatures w14:val="standardContextual"/>
             </w:rPr>
           </w:pPr>
-          <w:hyperlink w:anchor="_Toc202438766" w:history="1">
+          <w:hyperlink w:anchor="_Toc223131215" w:history="1">
             <w:r>
               <w:rPr>
                 <w:rStyle w:val="Hyperlink"/>
@@ -1209,7 +1209,7 @@
                 <w:noProof/>
                 <w:webHidden/>
               </w:rPr>
-              <w:instrText xml:space="preserve"> PAGEREF _Toc202438766 \h </w:instrText>
+              <w:instrText xml:space="preserve"> PAGEREF _Toc223131215 \h </w:instrText>
             </w:r>
             <w:r>
               <w:rPr>
@@ -1255,7 +1255,7 @@
               <w14:ligatures w14:val="standardContextual"/>
             </w:rPr>
           </w:pPr>
-          <w:hyperlink w:anchor="_Toc202438767" w:history="1">
+          <w:hyperlink w:anchor="_Toc223131216" w:history="1">
             <w:r>
               <w:rPr>
                 <w:rStyle w:val="Hyperlink"/>
@@ -1283,7 +1283,7 @@
                 <w:noProof/>
                 <w:webHidden/>
               </w:rPr>
-              <w:instrText xml:space="preserve"> PAGEREF _Toc202438767 \h </w:instrText>
+              <w:instrText xml:space="preserve"> PAGEREF _Toc223131216 \h </w:instrText>
             </w:r>
             <w:r>
               <w:rPr>
@@ -1329,7 +1329,7 @@
               <w14:ligatures w14:val="standardContextual"/>
             </w:rPr>
           </w:pPr>
-          <w:hyperlink w:anchor="_Toc202438768" w:history="1">
+          <w:hyperlink w:anchor="_Toc223131217" w:history="1">
             <w:r>
               <w:rPr>
                 <w:rStyle w:val="Hyperlink"/>
@@ -1357,7 +1357,7 @@
                 <w:noProof/>
                 <w:webHidden/>
               </w:rPr>
-              <w:instrText xml:space="preserve"> PAGEREF _Toc202438768 \h </w:instrText>
+              <w:instrText xml:space="preserve"> PAGEREF _Toc223131217 \h </w:instrText>
             </w:r>
             <w:r>
               <w:rPr>
@@ -1403,7 +1403,7 @@
               <w14:ligatures w14:val="standardContextual"/>
             </w:rPr>
           </w:pPr>
-          <w:hyperlink w:anchor="_Toc202438769" w:history="1">
+          <w:hyperlink w:anchor="_Toc223131218" w:history="1">
             <w:r>
               <w:rPr>
                 <w:rStyle w:val="Hyperlink"/>
@@ -1431,7 +1431,7 @@
                 <w:noProof/>
                 <w:webHidden/>
               </w:rPr>
-              <w:instrText xml:space="preserve"> PAGEREF _Toc202438769 \h </w:instrText>
+              <w:instrText xml:space="preserve"> PAGEREF _Toc223131218 \h </w:instrText>
             </w:r>
             <w:r>
               <w:rPr>
@@ -1477,7 +1477,7 @@
               <w14:ligatures w14:val="standardContextual"/>
             </w:rPr>
           </w:pPr>
-          <w:hyperlink w:anchor="_Toc202438770" w:history="1">
+          <w:hyperlink w:anchor="_Toc223131219" w:history="1">
             <w:r>
               <w:rPr>
                 <w:rStyle w:val="Hyperlink"/>
@@ -1505,7 +1505,7 @@
                 <w:noProof/>
                 <w:webHidden/>
               </w:rPr>
-              <w:instrText xml:space="preserve"> PAGEREF _Toc202438770 \h </w:instrText>
+              <w:instrText xml:space="preserve"> PAGEREF _Toc223131219 \h </w:instrText>
             </w:r>
             <w:r>
               <w:rPr>
@@ -1551,7 +1551,7 @@
               <w14:ligatures w14:val="standardContextual"/>
             </w:rPr>
           </w:pPr>
-          <w:hyperlink w:anchor="_Toc202438771" w:history="1">
+          <w:hyperlink w:anchor="_Toc223131220" w:history="1">
             <w:r>
               <w:rPr>
                 <w:rStyle w:val="Hyperlink"/>
@@ -1579,7 +1579,7 @@
                 <w:noProof/>
                 <w:webHidden/>
               </w:rPr>
-              <w:instrText xml:space="preserve"> PAGEREF _Toc202438771 \h </w:instrText>
+              <w:instrText xml:space="preserve"> PAGEREF _Toc223131220 \h </w:instrText>
             </w:r>
             <w:r>
               <w:rPr>
@@ -1625,7 +1625,7 @@
               <w14:ligatures w14:val="standardContextual"/>
             </w:rPr>
           </w:pPr>
-          <w:hyperlink w:anchor="_Toc202438772" w:history="1">
+          <w:hyperlink w:anchor="_Toc223131221" w:history="1">
             <w:r>
               <w:rPr>
                 <w:rStyle w:val="Hyperlink"/>
@@ -1653,7 +1653,7 @@
                 <w:noProof/>
                 <w:webHidden/>
               </w:rPr>
-              <w:instrText xml:space="preserve"> PAGEREF _Toc202438772 \h </w:instrText>
+              <w:instrText xml:space="preserve"> PAGEREF _Toc223131221 \h </w:instrText>
             </w:r>
             <w:r>
               <w:rPr>
@@ -1699,7 +1699,7 @@
               <w14:ligatures w14:val="standardContextual"/>
             </w:rPr>
           </w:pPr>
-          <w:hyperlink w:anchor="_Toc202438773" w:history="1">
+          <w:hyperlink w:anchor="_Toc223131222" w:history="1">
             <w:r>
               <w:rPr>
                 <w:rStyle w:val="Hyperlink"/>
@@ -1727,7 +1727,7 @@
                 <w:noProof/>
                 <w:webHidden/>
               </w:rPr>
-              <w:instrText xml:space="preserve"> PAGEREF _Toc202438773 \h </w:instrText>
+              <w:instrText xml:space="preserve"> PAGEREF _Toc223131222 \h </w:instrText>
             </w:r>
             <w:r>
               <w:rPr>
@@ -1773,7 +1773,7 @@
               <w14:ligatures w14:val="standardContextual"/>
             </w:rPr>
           </w:pPr>
-          <w:hyperlink w:anchor="_Toc202438774" w:history="1">
+          <w:hyperlink w:anchor="_Toc223131223" w:history="1">
             <w:r>
               <w:rPr>
                 <w:rStyle w:val="Hyperlink"/>
@@ -1801,7 +1801,7 @@
                 <w:noProof/>
                 <w:webHidden/>
               </w:rPr>
-              <w:instrText xml:space="preserve"> PAGEREF _Toc202438774 \h </w:instrText>
+              <w:instrText xml:space="preserve"> PAGEREF _Toc223131223 \h </w:instrText>
             </w:r>
             <w:r>
               <w:rPr>
@@ -1847,7 +1847,7 @@
               <w14:ligatures w14:val="standardContextual"/>
             </w:rPr>
           </w:pPr>
-          <w:hyperlink w:anchor="_Toc202438775" w:history="1">
+          <w:hyperlink w:anchor="_Toc223131224" w:history="1">
             <w:r>
               <w:rPr>
                 <w:rStyle w:val="Hyperlink"/>
@@ -1875,7 +1875,7 @@
                 <w:noProof/>
                 <w:webHidden/>
               </w:rPr>
-              <w:instrText xml:space="preserve"> PAGEREF _Toc202438775 \h </w:instrText>
+              <w:instrText xml:space="preserve"> PAGEREF _Toc223131224 \h </w:instrText>
             </w:r>
             <w:r>
               <w:rPr>
@@ -1921,7 +1921,7 @@
               <w14:ligatures w14:val="standardContextual"/>
             </w:rPr>
           </w:pPr>
-          <w:hyperlink w:anchor="_Toc202438776" w:history="1">
+          <w:hyperlink w:anchor="_Toc223131225" w:history="1">
             <w:r>
               <w:rPr>
                 <w:rStyle w:val="Hyperlink"/>
@@ -1949,7 +1949,7 @@
                 <w:noProof/>
                 <w:webHidden/>
               </w:rPr>
-              <w:instrText xml:space="preserve"> PAGEREF _Toc202438776 \h </w:instrText>
+              <w:instrText xml:space="preserve"> PAGEREF _Toc223131225 \h </w:instrText>
             </w:r>
             <w:r>
               <w:rPr>
@@ -1995,7 +1995,7 @@
               <w14:ligatures w14:val="standardContextual"/>
             </w:rPr>
           </w:pPr>
-          <w:hyperlink w:anchor="_Toc202438777" w:history="1">
+          <w:hyperlink w:anchor="_Toc223131226" w:history="1">
             <w:r>
               <w:rPr>
                 <w:rStyle w:val="Hyperlink"/>
@@ -2023,7 +2023,7 @@
                 <w:noProof/>
                 <w:webHidden/>
               </w:rPr>
-              <w:instrText xml:space="preserve"> PAGEREF _Toc202438777 \h </w:instrText>
+              <w:instrText xml:space="preserve"> PAGEREF _Toc223131226 \h </w:instrText>
             </w:r>
             <w:r>
               <w:rPr>
@@ -2069,7 +2069,7 @@
               <w14:ligatures w14:val="standardContextual"/>
             </w:rPr>
           </w:pPr>
-          <w:hyperlink w:anchor="_Toc202438778" w:history="1">
+          <w:hyperlink w:anchor="_Toc223131227" w:history="1">
             <w:r>
               <w:rPr>
                 <w:rStyle w:val="Hyperlink"/>
@@ -2097,7 +2097,7 @@
                 <w:noProof/>
                 <w:webHidden/>
               </w:rPr>
-              <w:instrText xml:space="preserve"> PAGEREF _Toc202438778 \h </w:instrText>
+              <w:instrText xml:space="preserve"> PAGEREF _Toc223131227 \h </w:instrText>
             </w:r>
             <w:r>
               <w:rPr>
@@ -2143,7 +2143,7 @@
               <w14:ligatures w14:val="standardContextual"/>
             </w:rPr>
           </w:pPr>
-          <w:hyperlink w:anchor="_Toc202438779" w:history="1">
+          <w:hyperlink w:anchor="_Toc223131228" w:history="1">
             <w:r>
               <w:rPr>
                 <w:rStyle w:val="Hyperlink"/>
@@ -2171,7 +2171,7 @@
                 <w:noProof/>
                 <w:webHidden/>
               </w:rPr>
-              <w:instrText xml:space="preserve"> PAGEREF _Toc202438779 \h </w:instrText>
+              <w:instrText xml:space="preserve"> PAGEREF _Toc223131228 \h </w:instrText>
             </w:r>
             <w:r>
               <w:rPr>
@@ -2217,7 +2217,7 @@
               <w14:ligatures w14:val="standardContextual"/>
             </w:rPr>
           </w:pPr>
-          <w:hyperlink w:anchor="_Toc202438780" w:history="1">
+          <w:hyperlink w:anchor="_Toc223131229" w:history="1">
             <w:r>
               <w:rPr>
                 <w:rStyle w:val="Hyperlink"/>
@@ -2245,7 +2245,7 @@
                 <w:noProof/>
                 <w:webHidden/>
               </w:rPr>
-              <w:instrText xml:space="preserve"> PAGEREF _Toc202438780 \h </w:instrText>
+              <w:instrText xml:space="preserve"> PAGEREF _Toc223131229 \h </w:instrText>
             </w:r>
             <w:r>
               <w:rPr>
@@ -2291,7 +2291,7 @@
               <w14:ligatures w14:val="standardContextual"/>
             </w:rPr>
           </w:pPr>
-          <w:hyperlink w:anchor="_Toc202438781" w:history="1">
+          <w:hyperlink w:anchor="_Toc223131230" w:history="1">
             <w:r>
               <w:rPr>
                 <w:rStyle w:val="Hyperlink"/>
@@ -2319,7 +2319,7 @@
                 <w:noProof/>
                 <w:webHidden/>
               </w:rPr>
-              <w:instrText xml:space="preserve"> PAGEREF _Toc202438781 \h </w:instrText>
+              <w:instrText xml:space="preserve"> PAGEREF _Toc223131230 \h </w:instrText>
             </w:r>
             <w:r>
               <w:rPr>
@@ -2365,7 +2365,7 @@
               <w14:ligatures w14:val="standardContextual"/>
             </w:rPr>
           </w:pPr>
-          <w:hyperlink w:anchor="_Toc202438782" w:history="1">
+          <w:hyperlink w:anchor="_Toc223131231" w:history="1">
             <w:r>
               <w:rPr>
                 <w:rStyle w:val="Hyperlink"/>
@@ -2393,7 +2393,7 @@
                 <w:noProof/>
                 <w:webHidden/>
               </w:rPr>
-              <w:instrText xml:space="preserve"> PAGEREF _Toc202438782 \h </w:instrText>
+              <w:instrText xml:space="preserve"> PAGEREF _Toc223131231 \h </w:instrText>
             </w:r>
             <w:r>
               <w:rPr>
@@ -2439,7 +2439,7 @@
               <w14:ligatures w14:val="standardContextual"/>
             </w:rPr>
           </w:pPr>
-          <w:hyperlink w:anchor="_Toc202438783" w:history="1">
+          <w:hyperlink w:anchor="_Toc223131232" w:history="1">
             <w:r>
               <w:rPr>
                 <w:rStyle w:val="Hyperlink"/>
@@ -2467,7 +2467,7 @@
                 <w:noProof/>
                 <w:webHidden/>
               </w:rPr>
-              <w:instrText xml:space="preserve"> PAGEREF _Toc202438783 \h </w:instrText>
+              <w:instrText xml:space="preserve"> PAGEREF _Toc223131232 \h </w:instrText>
             </w:r>
             <w:r>
               <w:rPr>
@@ -2487,14 +2487,7 @@
                 <w:noProof/>
                 <w:webHidden/>
               </w:rPr>
-              <w:t>1</w:t>
-            </w:r>
-            <w:r>
-              <w:rPr>
-                <w:noProof/>
-                <w:webHidden/>
-              </w:rPr>
-              <w:t>0</w:t>
+              <w:t>10</w:t>
             </w:r>
             <w:r>
               <w:rPr>
@@ -2520,7 +2513,7 @@
               <w14:ligatures w14:val="standardContextual"/>
             </w:rPr>
           </w:pPr>
-          <w:hyperlink w:anchor="_Toc202438784" w:history="1">
+          <w:hyperlink w:anchor="_Toc223131233" w:history="1">
             <w:r>
               <w:rPr>
                 <w:rStyle w:val="Hyperlink"/>
@@ -2548,7 +2541,7 @@
                 <w:noProof/>
                 <w:webHidden/>
               </w:rPr>
-              <w:instrText xml:space="preserve"> PAGEREF _Toc202438784 \h </w:instrText>
+              <w:instrText xml:space="preserve"> PAGEREF _Toc223131233 \h </w:instrText>
             </w:r>
             <w:r>
               <w:rPr>
@@ -2594,7 +2587,7 @@
               <w14:ligatures w14:val="standardContextual"/>
             </w:rPr>
           </w:pPr>
-          <w:hyperlink w:anchor="_Toc202438785" w:history="1">
+          <w:hyperlink w:anchor="_Toc223131234" w:history="1">
             <w:r>
               <w:rPr>
                 <w:rStyle w:val="Hyperlink"/>
@@ -2622,7 +2615,7 @@
                 <w:noProof/>
                 <w:webHidden/>
               </w:rPr>
-              <w:instrText xml:space="preserve"> PAGEREF _Toc202438785 \h </w:instrText>
+              <w:instrText xml:space="preserve"> PAGEREF _Toc223131234 \h </w:instrText>
             </w:r>
             <w:r>
               <w:rPr>
@@ -2668,7 +2661,7 @@
               <w14:ligatures w14:val="standardContextual"/>
             </w:rPr>
           </w:pPr>
-          <w:hyperlink w:anchor="_Toc202438786" w:history="1">
+          <w:hyperlink w:anchor="_Toc223131235" w:history="1">
             <w:r>
               <w:rPr>
                 <w:rStyle w:val="Hyperlink"/>
@@ -2696,7 +2689,7 @@
                 <w:noProof/>
                 <w:webHidden/>
               </w:rPr>
-              <w:instrText xml:space="preserve"> PAGEREF _Toc202438786 \h </w:instrText>
+              <w:instrText xml:space="preserve"> PAGEREF _Toc223131235 \h </w:instrText>
             </w:r>
             <w:r>
               <w:rPr>
@@ -2742,7 +2735,7 @@
               <w14:ligatures w14:val="standardContextual"/>
             </w:rPr>
           </w:pPr>
-          <w:hyperlink w:anchor="_Toc202438787" w:history="1">
+          <w:hyperlink w:anchor="_Toc223131236" w:history="1">
             <w:r>
               <w:rPr>
                 <w:rStyle w:val="Hyperlink"/>
@@ -2770,7 +2763,7 @@
                 <w:noProof/>
                 <w:webHidden/>
               </w:rPr>
-              <w:instrText xml:space="preserve"> PAGEREF _Toc202438787 \h </w:instrText>
+              <w:instrText xml:space="preserve"> PAGEREF _Toc223131236 \h </w:instrText>
             </w:r>
             <w:r>
               <w:rPr>
@@ -2816,7 +2809,7 @@
               <w14:ligatures w14:val="standardContextual"/>
             </w:rPr>
           </w:pPr>
-          <w:hyperlink w:anchor="_Toc202438788" w:history="1">
+          <w:hyperlink w:anchor="_Toc223131237" w:history="1">
             <w:r>
               <w:rPr>
                 <w:rStyle w:val="Hyperlink"/>
@@ -2844,7 +2837,7 @@
                 <w:noProof/>
                 <w:webHidden/>
               </w:rPr>
-              <w:instrText xml:space="preserve"> PAGEREF _Toc202438788 \h </w:instrText>
+              <w:instrText xml:space="preserve"> PAGEREF _Toc223131237 \h </w:instrText>
             </w:r>
             <w:r>
               <w:rPr>
@@ -2890,14 +2883,14 @@
               <w14:ligatures w14:val="standardContextual"/>
             </w:rPr>
           </w:pPr>
-          <w:hyperlink w:anchor="_Toc202438789" w:history="1">
+          <w:hyperlink w:anchor="_Toc223131238" w:history="1">
             <w:r>
               <w:rPr>
                 <w:rStyle w:val="Hyperlink"/>
                 <w:rFonts w:ascii="Times New Roman" w:eastAsia="Calibri Light" w:hAnsi="Times New Roman" w:cs="Times New Roman"/>
                 <w:noProof/>
               </w:rPr>
-              <w:t>Deliverable 7</w:t>
+              <w:t>Deliverable 7 (5pts Extra Credit)</w:t>
             </w:r>
             <w:r>
               <w:rPr>
@@ -2918,7 +2911,7 @@
                 <w:noProof/>
                 <w:webHidden/>
               </w:rPr>
-              <w:instrText xml:space="preserve"> PAGEREF _Toc202438789 \h </w:instrText>
+              <w:instrText xml:space="preserve"> PAGEREF _Toc223131238 \h </w:instrText>
             </w:r>
             <w:r>
               <w:rPr>
@@ -2939,6 +2932,80 @@
                 <w:webHidden/>
               </w:rPr>
               <w:t>10</w:t>
+            </w:r>
+            <w:r>
+              <w:rPr>
+                <w:noProof/>
+                <w:webHidden/>
+              </w:rPr>
+              <w:fldChar w:fldCharType="end"/>
+            </w:r>
+          </w:hyperlink>
+        </w:p>
+        <w:p>
+          <w:pPr>
+            <w:pStyle w:val="TOC1"/>
+            <w:tabs>
+              <w:tab w:val="right" w:leader="dot" w:pos="9350"/>
+            </w:tabs>
+            <w:rPr>
+              <w:rFonts w:eastAsiaTheme="minorEastAsia"/>
+              <w:noProof/>
+              <w:kern w:val="2"/>
+              <w:sz w:val="24"/>
+              <w:szCs w:val="24"/>
+              <w14:ligatures w14:val="standardContextual"/>
+            </w:rPr>
+          </w:pPr>
+          <w:hyperlink w:anchor="_Toc223131240" w:history="1">
+            <w:r>
+              <w:rPr>
+                <w:rStyle w:val="Hyperlink"/>
+                <w:rFonts w:ascii="Times New Roman" w:hAnsi="Times New Roman" w:cs="Times New Roman"/>
+                <w:noProof/>
+              </w:rPr>
+              <w:t>Hints</w:t>
+            </w:r>
+            <w:r>
+              <w:rPr>
+                <w:noProof/>
+                <w:webHidden/>
+              </w:rPr>
+              <w:tab/>
+            </w:r>
+            <w:r>
+              <w:rPr>
+                <w:noProof/>
+                <w:webHidden/>
+              </w:rPr>
+              <w:fldChar w:fldCharType="begin"/>
+            </w:r>
+            <w:r>
+              <w:rPr>
+                <w:noProof/>
+                <w:webHidden/>
+              </w:rPr>
+              <w:instrText xml:space="preserve"> PAGEREF _Toc223131240 \h </w:instrText>
+            </w:r>
+            <w:r>
+              <w:rPr>
+                <w:noProof/>
+                <w:webHidden/>
+              </w:rPr>
+            </w:r>
+            <w:r>
+              <w:rPr>
+                <w:noProof/>
+                <w:webHidden/>
+              </w:rPr>
+              <w:fldChar w:fldCharType="separate"/>
+            </w:r>
+            <w:r>
+              <w:rPr>
+                <w:noProof/>
+                <w:webHidden/>
+              </w:rPr>
+              <w:t>11</w:t>
             </w:r>
             <w:r>
               <w:rPr>
@@ -2964,162 +3031,14 @@
               <w14:ligatures w14:val="standardContextual"/>
             </w:rPr>
           </w:pPr>
-          <w:hyperlink w:anchor="_Toc202438790" w:history="1">
-            <w:r>
-              <w:rPr>
-                <w:rStyle w:val="Hyperlink"/>
-                <w:rFonts w:ascii="Times New Roman" w:eastAsia="Calibri Light" w:hAnsi="Times New Roman" w:cs="Times New Roman"/>
-                <w:noProof/>
-              </w:rPr>
-              <w:t>Deliverable 8 (5pts Extra Credit)</w:t>
-            </w:r>
-            <w:r>
-              <w:rPr>
-                <w:noProof/>
-                <w:webHidden/>
-              </w:rPr>
-              <w:tab/>
-            </w:r>
-            <w:r>
-              <w:rPr>
-                <w:noProof/>
-                <w:webHidden/>
-              </w:rPr>
-              <w:fldChar w:fldCharType="begin"/>
-            </w:r>
-            <w:r>
-              <w:rPr>
-                <w:noProof/>
-                <w:webHidden/>
-              </w:rPr>
-              <w:instrText xml:space="preserve"> PAGEREF _Toc202438790 \h </w:instrText>
-            </w:r>
-            <w:r>
-              <w:rPr>
-                <w:noProof/>
-                <w:webHidden/>
-              </w:rPr>
-            </w:r>
-            <w:r>
-              <w:rPr>
-                <w:noProof/>
-                <w:webHidden/>
-              </w:rPr>
-              <w:fldChar w:fldCharType="separate"/>
-            </w:r>
-            <w:r>
-              <w:rPr>
-                <w:noProof/>
-                <w:webHidden/>
-              </w:rPr>
-              <w:t>10</w:t>
-            </w:r>
-            <w:r>
-              <w:rPr>
-                <w:noProof/>
-                <w:webHidden/>
-              </w:rPr>
-              <w:fldChar w:fldCharType="end"/>
-            </w:r>
-          </w:hyperlink>
-        </w:p>
-        <w:p>
-          <w:pPr>
-            <w:pStyle w:val="TOC2"/>
-            <w:tabs>
-              <w:tab w:val="right" w:leader="dot" w:pos="9350"/>
-            </w:tabs>
-            <w:rPr>
-              <w:rFonts w:eastAsiaTheme="minorEastAsia"/>
-              <w:noProof/>
-              <w:kern w:val="2"/>
-              <w:sz w:val="24"/>
-              <w:szCs w:val="24"/>
-              <w14:ligatures w14:val="standardContextual"/>
-            </w:rPr>
-          </w:pPr>
-          <w:hyperlink w:anchor="_Toc202438791" w:history="1">
-            <w:r>
-              <w:rPr>
-                <w:rStyle w:val="Hyperlink"/>
-                <w:rFonts w:ascii="Times New Roman" w:eastAsia="Calibri Light" w:hAnsi="Times New Roman" w:cs="Times New Roman"/>
-                <w:noProof/>
-              </w:rPr>
-              <w:t>Deliverable 9 (10pts Extra Credit)</w:t>
-            </w:r>
-            <w:r>
-              <w:rPr>
-                <w:noProof/>
-                <w:webHidden/>
-              </w:rPr>
-              <w:tab/>
-            </w:r>
-            <w:r>
-              <w:rPr>
-                <w:noProof/>
-                <w:webHidden/>
-              </w:rPr>
-              <w:fldChar w:fldCharType="begin"/>
-            </w:r>
-            <w:r>
-              <w:rPr>
-                <w:noProof/>
-                <w:webHidden/>
-              </w:rPr>
-              <w:instrText xml:space="preserve"> PAGEREF _Toc202438791 \h </w:instrText>
-            </w:r>
-            <w:r>
-              <w:rPr>
-                <w:noProof/>
-                <w:webHidden/>
-              </w:rPr>
-            </w:r>
-            <w:r>
-              <w:rPr>
-                <w:noProof/>
-                <w:webHidden/>
-              </w:rPr>
-              <w:fldChar w:fldCharType="separate"/>
-            </w:r>
-            <w:r>
-              <w:rPr>
-                <w:noProof/>
-                <w:webHidden/>
-              </w:rPr>
-              <w:t>10</w:t>
-            </w:r>
-            <w:r>
-              <w:rPr>
-                <w:noProof/>
-                <w:webHidden/>
-              </w:rPr>
-              <w:fldChar w:fldCharType="end"/>
-            </w:r>
-          </w:hyperlink>
-        </w:p>
-        <w:p>
-          <w:pPr>
-            <w:pStyle w:val="TOC1"/>
-            <w:tabs>
-              <w:tab w:val="right" w:leader="dot" w:pos="9350"/>
-            </w:tabs>
-            <w:rPr>
-              <w:rFonts w:eastAsiaTheme="minorEastAsia"/>
-              <w:noProof/>
-              <w:kern w:val="2"/>
-              <w:sz w:val="24"/>
-              <w:szCs w:val="24"/>
-              <w14:ligatures w14:val="standardContextual"/>
-            </w:rPr>
-          </w:pPr>
-          <w:hyperlink w:anchor="_Toc202438792" w:history="1">
+          <w:hyperlink w:anchor="_Toc223131241" w:history="1">
             <w:r>
               <w:rPr>
                 <w:rStyle w:val="Hyperlink"/>
                 <w:rFonts w:ascii="Times New Roman" w:hAnsi="Times New Roman" w:cs="Times New Roman"/>
                 <w:noProof/>
               </w:rPr>
-              <w:t>Hints</w:t>
+              <w:t>Other Stuff</w:t>
             </w:r>
             <w:r>
               <w:rPr>
@@ -3140,81 +3059,7 @@
                 <w:noProof/>
                 <w:webHidden/>
               </w:rPr>
-              <w:instrText xml:space="preserve"> PAGEREF _Toc202438792 \h </w:instrText>
-            </w:r>
-            <w:r>
-              <w:rPr>
-                <w:noProof/>
-                <w:webHidden/>
-              </w:rPr>
-            </w:r>
-            <w:r>
-              <w:rPr>
-                <w:noProof/>
-                <w:webHidden/>
-              </w:rPr>
-              <w:fldChar w:fldCharType="separate"/>
-            </w:r>
-            <w:r>
-              <w:rPr>
-                <w:noProof/>
-                <w:webHidden/>
-              </w:rPr>
-              <w:t>11</w:t>
-            </w:r>
-            <w:r>
-              <w:rPr>
-                <w:noProof/>
-                <w:webHidden/>
-              </w:rPr>
-              <w:fldChar w:fldCharType="end"/>
-            </w:r>
-          </w:hyperlink>
-        </w:p>
-        <w:p>
-          <w:pPr>
-            <w:pStyle w:val="TOC2"/>
-            <w:tabs>
-              <w:tab w:val="right" w:leader="dot" w:pos="9350"/>
-            </w:tabs>
-            <w:rPr>
-              <w:rFonts w:eastAsiaTheme="minorEastAsia"/>
-              <w:noProof/>
-              <w:kern w:val="2"/>
-              <w:sz w:val="24"/>
-              <w:szCs w:val="24"/>
-              <w14:ligatures w14:val="standardContextual"/>
-            </w:rPr>
-          </w:pPr>
-          <w:hyperlink w:anchor="_Toc202438793" w:history="1">
-            <w:r>
-              <w:rPr>
-                <w:rStyle w:val="Hyperlink"/>
-                <w:rFonts w:ascii="Times New Roman" w:hAnsi="Times New Roman" w:cs="Times New Roman"/>
-                <w:noProof/>
-              </w:rPr>
-              <w:t>Other Stuff</w:t>
-            </w:r>
-            <w:r>
-              <w:rPr>
-                <w:noProof/>
-                <w:webHidden/>
-              </w:rPr>
-              <w:tab/>
-            </w:r>
-            <w:r>
-              <w:rPr>
-                <w:noProof/>
-                <w:webHidden/>
-              </w:rPr>
-              <w:fldChar w:fldCharType="begin"/>
-            </w:r>
-            <w:r>
-              <w:rPr>
-                <w:noProof/>
-                <w:webHidden/>
-              </w:rPr>
-              <w:instrText xml:space="preserve"> PAGEREF _Toc202438793 \h </w:instrText>
+              <w:instrText xml:space="preserve"> PAGEREF _Toc223131241 \h </w:instrText>
             </w:r>
             <w:r>
               <w:rPr>
@@ -3293,7 +3138,7 @@
         </w:rPr>
       </w:pPr>
       <w:bookmarkStart w:id="1" w:name="_Toc1895099844"/>
-      <w:bookmarkStart w:id="2" w:name="_Toc202438753"/>
+      <w:bookmarkStart w:id="2" w:name="_Toc223131202"/>
       <w:r>
         <w:rPr>
           <w:rFonts w:ascii="Times New Roman" w:hAnsi="Times New Roman" w:cs="Times New Roman"/>
@@ -3399,7 +3244,7 @@
         </w:rPr>
       </w:pPr>
       <w:bookmarkStart w:id="3" w:name="_Toc1442963024"/>
-      <w:bookmarkStart w:id="4" w:name="_Toc202438754"/>
+      <w:bookmarkStart w:id="4" w:name="_Toc223131203"/>
       <w:r>
         <w:rPr>
           <w:rFonts w:ascii="Times New Roman" w:hAnsi="Times New Roman" w:cs="Times New Roman"/>
@@ -3543,7 +3388,7 @@
         </w:rPr>
       </w:pPr>
       <w:bookmarkStart w:id="5" w:name="_Toc405566174"/>
-      <w:bookmarkStart w:id="6" w:name="_Toc202438755"/>
+      <w:bookmarkStart w:id="6" w:name="_Toc223131204"/>
       <w:r>
         <w:rPr>
           <w:rFonts w:ascii="Times New Roman" w:hAnsi="Times New Roman" w:cs="Times New Roman"/>
@@ -3661,7 +3506,7 @@
           <w:rFonts w:ascii="Times New Roman" w:hAnsi="Times New Roman" w:cs="Times New Roman"/>
         </w:rPr>
       </w:pPr>
-      <w:hyperlink r:id="rId11" w:history="1">
+      <w:hyperlink r:id="rId11" w:anchor="3_7_5" w:history="1">
         <w:proofErr w:type="spellStart"/>
         <w:r>
           <w:rPr>
@@ -3702,7 +3547,7 @@
         </w:rPr>
       </w:pPr>
       <w:bookmarkStart w:id="7" w:name="_Toc1310146196"/>
-      <w:bookmarkStart w:id="8" w:name="_Toc202438756"/>
+      <w:bookmarkStart w:id="8" w:name="_Toc223131205"/>
       <w:r>
         <w:rPr>
           <w:rFonts w:ascii="Times New Roman" w:hAnsi="Times New Roman" w:cs="Times New Roman"/>
@@ -3809,7 +3654,7 @@
         </w:rPr>
       </w:pPr>
       <w:bookmarkStart w:id="9" w:name="_Toc876750526"/>
-      <w:bookmarkStart w:id="10" w:name="_Toc202438757"/>
+      <w:bookmarkStart w:id="10" w:name="_Toc223131206"/>
       <w:r>
         <w:rPr>
           <w:rFonts w:ascii="Times New Roman" w:hAnsi="Times New Roman" w:cs="Times New Roman"/>
@@ -3851,7 +3696,7 @@
           <w:rFonts w:ascii="Times New Roman" w:hAnsi="Times New Roman" w:cs="Times New Roman"/>
         </w:rPr>
       </w:pPr>
-      <w:bookmarkStart w:id="11" w:name="_Toc202438758"/>
+      <w:bookmarkStart w:id="11" w:name="_Toc223131207"/>
       <w:r>
         <w:rPr>
           <w:rFonts w:ascii="Times New Roman" w:hAnsi="Times New Roman" w:cs="Times New Roman"/>
@@ -4174,7 +4019,7 @@
           <w:rFonts w:ascii="Times New Roman" w:hAnsi="Times New Roman" w:cs="Times New Roman"/>
         </w:rPr>
       </w:pPr>
-      <w:bookmarkStart w:id="12" w:name="_Toc202438759"/>
+      <w:bookmarkStart w:id="12" w:name="_Toc223131208"/>
       <w:r>
         <w:rPr>
           <w:rFonts w:ascii="Times New Roman" w:hAnsi="Times New Roman" w:cs="Times New Roman"/>
@@ -4190,20 +4035,20 @@
           <w:rFonts w:ascii="Times New Roman" w:hAnsi="Times New Roman" w:cs="Times New Roman"/>
         </w:rPr>
       </w:pPr>
-      <w:bookmarkStart w:id="13" w:name="_Toc202438760"/>
+      <w:bookmarkStart w:id="13" w:name="_Toc223131209"/>
       <w:r>
         <w:rPr>
           <w:rFonts w:ascii="Times New Roman" w:hAnsi="Times New Roman" w:cs="Times New Roman"/>
         </w:rPr>
         <w:t xml:space="preserve">Project </w:t>
       </w:r>
+      <w:r>
+        <w:rPr>
+          <w:rFonts w:ascii="Times New Roman" w:hAnsi="Times New Roman" w:cs="Times New Roman"/>
+        </w:rPr>
+        <w:t>Overview</w:t>
+      </w:r>
       <w:bookmarkEnd w:id="13"/>
-      <w:r>
-        <w:rPr>
-          <w:rFonts w:ascii="Times New Roman" w:hAnsi="Times New Roman" w:cs="Times New Roman"/>
-        </w:rPr>
-        <w:t>Overview</w:t>
-      </w:r>
     </w:p>
     <w:p>
       <w:pPr>
@@ -4295,21 +4140,7 @@
         <w:rPr>
           <w:rFonts w:ascii="Times New Roman" w:hAnsi="Times New Roman" w:cs="Times New Roman"/>
         </w:rPr>
-        <w:t xml:space="preserve"> collect all </w:t>
-      </w:r>
-      <w:proofErr w:type="gramStart"/>
-      <w:r>
-        <w:rPr>
-          <w:rFonts w:ascii="Times New Roman" w:hAnsi="Times New Roman" w:cs="Times New Roman"/>
-        </w:rPr>
-        <w:t>hardware</w:t>
-      </w:r>
-      <w:proofErr w:type="gramEnd"/>
-      <w:r>
-        <w:rPr>
-          <w:rFonts w:ascii="Times New Roman" w:hAnsi="Times New Roman" w:cs="Times New Roman"/>
-        </w:rPr>
-        <w:t xml:space="preserve"> chips, sensors, and actuators needed for the project.</w:t>
+        <w:t xml:space="preserve"> collect all hardware chips, sensors, and actuators needed for the project.</w:t>
       </w:r>
       <w:r>
         <w:rPr>
@@ -4718,7 +4549,7 @@
           <w:rFonts w:ascii="Times New Roman" w:hAnsi="Times New Roman" w:cs="Times New Roman"/>
         </w:rPr>
       </w:pPr>
-      <w:bookmarkStart w:id="14" w:name="_Toc202438761"/>
+      <w:bookmarkStart w:id="14" w:name="_Toc223131210"/>
       <w:r>
         <w:rPr>
           <w:rFonts w:ascii="Times New Roman" w:hAnsi="Times New Roman" w:cs="Times New Roman"/>
@@ -5177,7 +5008,7 @@
           <w:rFonts w:ascii="Times New Roman" w:hAnsi="Times New Roman" w:cs="Times New Roman"/>
         </w:rPr>
       </w:pPr>
-      <w:bookmarkStart w:id="15" w:name="_Toc202438762"/>
+      <w:bookmarkStart w:id="15" w:name="_Toc223131211"/>
       <w:r>
         <w:rPr>
           <w:rFonts w:ascii="Times New Roman" w:hAnsi="Times New Roman" w:cs="Times New Roman"/>
@@ -5694,7 +5525,7 @@
           <w:rFonts w:ascii="Times New Roman" w:hAnsi="Times New Roman" w:cs="Times New Roman"/>
         </w:rPr>
       </w:pPr>
-      <w:bookmarkStart w:id="16" w:name="_Toc202438763"/>
+      <w:bookmarkStart w:id="16" w:name="_Toc223131212"/>
       <w:r>
         <w:rPr>
           <w:rFonts w:ascii="Times New Roman" w:hAnsi="Times New Roman" w:cs="Times New Roman"/>
@@ -5736,21 +5567,7 @@
         <w:rPr>
           <w:rFonts w:ascii="Times New Roman" w:hAnsi="Times New Roman" w:cs="Times New Roman"/>
         </w:rPr>
-        <w:t xml:space="preserve">eep in mind that </w:t>
-      </w:r>
-      <w:proofErr w:type="gramStart"/>
-      <w:r>
-        <w:rPr>
-          <w:rFonts w:ascii="Times New Roman" w:hAnsi="Times New Roman" w:cs="Times New Roman"/>
-        </w:rPr>
-        <w:t>the ESP8266</w:t>
-      </w:r>
-      <w:proofErr w:type="gramEnd"/>
-      <w:r>
-        <w:rPr>
-          <w:rFonts w:ascii="Times New Roman" w:hAnsi="Times New Roman" w:cs="Times New Roman"/>
-        </w:rPr>
-        <w:t xml:space="preserve"> requires on average 80mA (can go much higher)</w:t>
+        <w:t>eep in mind that the ESP8266 requires on average 80mA (can go much higher)</w:t>
       </w:r>
       <w:r>
         <w:rPr>
@@ -5888,21 +5705,7 @@
         <w:rPr>
           <w:rFonts w:ascii="Times New Roman" w:hAnsi="Times New Roman" w:cs="Times New Roman"/>
         </w:rPr>
-        <w:t xml:space="preserve">For single </w:t>
-      </w:r>
-      <w:proofErr w:type="gramStart"/>
-      <w:r>
-        <w:rPr>
-          <w:rFonts w:ascii="Times New Roman" w:hAnsi="Times New Roman" w:cs="Times New Roman"/>
-        </w:rPr>
-        <w:t>channel</w:t>
-      </w:r>
-      <w:proofErr w:type="gramEnd"/>
-      <w:r>
-        <w:rPr>
-          <w:rFonts w:ascii="Times New Roman" w:hAnsi="Times New Roman" w:cs="Times New Roman"/>
-        </w:rPr>
-        <w:t xml:space="preserve"> you can use an audio amp like the </w:t>
+        <w:t xml:space="preserve">For single channel you can use an audio amp like the </w:t>
       </w:r>
       <w:r>
         <w:rPr>
@@ -6033,6 +5836,7 @@
         <w:t xml:space="preserve">, or </w:t>
       </w:r>
       <w:hyperlink r:id="rId23">
+        <w:proofErr w:type="spellStart"/>
         <w:r>
           <w:rPr>
             <w:rStyle w:val="Hyperlink"/>
@@ -6040,6 +5844,7 @@
           </w:rPr>
           <w:t>Pololu</w:t>
         </w:r>
+        <w:proofErr w:type="spellEnd"/>
       </w:hyperlink>
     </w:p>
     <w:p>
@@ -6178,7 +5983,7 @@
           <w:rFonts w:ascii="Times New Roman" w:eastAsia="Calibri Light" w:hAnsi="Times New Roman" w:cs="Times New Roman"/>
         </w:rPr>
       </w:pPr>
-      <w:bookmarkStart w:id="17" w:name="_Toc202438764"/>
+      <w:bookmarkStart w:id="17" w:name="_Toc223131213"/>
       <w:r>
         <w:rPr>
           <w:rFonts w:ascii="Times New Roman" w:eastAsia="Calibri Light" w:hAnsi="Times New Roman" w:cs="Times New Roman"/>
@@ -6194,7 +5999,7 @@
           <w:rFonts w:ascii="Times New Roman" w:eastAsia="Calibri Light" w:hAnsi="Times New Roman" w:cs="Times New Roman"/>
         </w:rPr>
       </w:pPr>
-      <w:bookmarkStart w:id="18" w:name="_Toc202438765"/>
+      <w:bookmarkStart w:id="18" w:name="_Toc223131214"/>
       <w:r>
         <w:rPr>
           <w:rFonts w:ascii="Times New Roman" w:eastAsia="Calibri Light" w:hAnsi="Times New Roman" w:cs="Times New Roman"/>
@@ -6309,7 +6114,7 @@
         </w:rPr>
       </w:pPr>
       <w:bookmarkStart w:id="19" w:name="_Hlk160490875"/>
-      <w:bookmarkStart w:id="20" w:name="_Toc202438766"/>
+      <w:bookmarkStart w:id="20" w:name="_Toc223131215"/>
       <w:r>
         <w:rPr>
           <w:rFonts w:ascii="Times New Roman" w:hAnsi="Times New Roman" w:cs="Times New Roman"/>
@@ -6347,7 +6152,7 @@
           <w:rFonts w:ascii="Times New Roman" w:hAnsi="Times New Roman" w:cs="Times New Roman"/>
         </w:rPr>
       </w:pPr>
-      <w:bookmarkStart w:id="21" w:name="_Toc202438767"/>
+      <w:bookmarkStart w:id="21" w:name="_Toc223131216"/>
       <w:bookmarkEnd w:id="19"/>
       <w:r>
         <w:rPr>
@@ -6425,7 +6230,7 @@
           <w:rFonts w:ascii="Times New Roman" w:eastAsia="Calibri Light" w:hAnsi="Times New Roman" w:cs="Times New Roman"/>
         </w:rPr>
       </w:pPr>
-      <w:bookmarkStart w:id="22" w:name="_Toc202438768"/>
+      <w:bookmarkStart w:id="22" w:name="_Toc223131217"/>
       <w:r>
         <w:rPr>
           <w:rFonts w:ascii="Times New Roman" w:eastAsia="Calibri Light" w:hAnsi="Times New Roman" w:cs="Times New Roman"/>
@@ -6441,7 +6246,7 @@
           <w:rFonts w:ascii="Times New Roman" w:hAnsi="Times New Roman" w:cs="Times New Roman"/>
         </w:rPr>
       </w:pPr>
-      <w:bookmarkStart w:id="23" w:name="_Toc202438769"/>
+      <w:bookmarkStart w:id="23" w:name="_Toc223131218"/>
       <w:r>
         <w:rPr>
           <w:rFonts w:ascii="Times New Roman" w:hAnsi="Times New Roman" w:cs="Times New Roman"/>
@@ -6531,7 +6336,7 @@
           <w:rFonts w:ascii="Times New Roman" w:eastAsia="Calibri Light" w:hAnsi="Times New Roman" w:cs="Times New Roman"/>
         </w:rPr>
       </w:pPr>
-      <w:bookmarkStart w:id="24" w:name="_Toc202438770"/>
+      <w:bookmarkStart w:id="24" w:name="_Toc223131219"/>
       <w:r>
         <w:rPr>
           <w:rFonts w:ascii="Times New Roman" w:eastAsia="Calibri Light" w:hAnsi="Times New Roman" w:cs="Times New Roman"/>
@@ -6738,6 +6543,7 @@
         <w:t xml:space="preserve"> </w:t>
       </w:r>
       <w:hyperlink r:id="rId27">
+        <w:proofErr w:type="spellStart"/>
         <w:r>
           <w:rPr>
             <w:rStyle w:val="Hyperlink"/>
@@ -6745,6 +6551,7 @@
           </w:rPr>
           <w:t>Pololu</w:t>
         </w:r>
+        <w:proofErr w:type="spellEnd"/>
       </w:hyperlink>
     </w:p>
     <w:p>
@@ -6757,8 +6564,8 @@
           <w:rFonts w:ascii="Times New Roman" w:hAnsi="Times New Roman" w:cs="Times New Roman"/>
         </w:rPr>
       </w:pPr>
-      <w:bookmarkStart w:id="25" w:name="_Toc202438771"/>
-      <w:bookmarkStart w:id="26" w:name="_Hlk202441164"/>
+      <w:bookmarkStart w:id="25" w:name="_Hlk202441164"/>
+      <w:bookmarkStart w:id="26" w:name="_Toc223131220"/>
       <w:r>
         <w:rPr>
           <w:rFonts w:ascii="Times New Roman" w:hAnsi="Times New Roman" w:cs="Times New Roman"/>
@@ -6771,7 +6578,7 @@
         </w:rPr>
         <w:t>Deliverables</w:t>
       </w:r>
-      <w:bookmarkEnd w:id="25"/>
+      <w:bookmarkEnd w:id="26"/>
     </w:p>
     <w:p>
       <w:pPr>
@@ -6821,7 +6628,7 @@
         <w:t>Bill of materials</w:t>
       </w:r>
     </w:p>
-    <w:bookmarkEnd w:id="26"/>
+    <w:bookmarkEnd w:id="25"/>
     <w:p>
       <w:pPr>
         <w:pStyle w:val="ListParagraph"/>
@@ -6860,7 +6667,7 @@
         </w:rPr>
       </w:pPr>
       <w:bookmarkStart w:id="27" w:name="_Toc531647478"/>
-      <w:bookmarkStart w:id="28" w:name="_Toc202438772"/>
+      <w:bookmarkStart w:id="28" w:name="_Toc223131221"/>
       <w:r>
         <w:rPr>
           <w:rFonts w:ascii="Times New Roman" w:hAnsi="Times New Roman" w:cs="Times New Roman"/>
@@ -6877,7 +6684,7 @@
           <w:rFonts w:ascii="Times New Roman" w:eastAsia="Calibri Light" w:hAnsi="Times New Roman" w:cs="Times New Roman"/>
         </w:rPr>
       </w:pPr>
-      <w:bookmarkStart w:id="29" w:name="_Toc202438773"/>
+      <w:bookmarkStart w:id="29" w:name="_Toc223131222"/>
       <w:r>
         <w:rPr>
           <w:rFonts w:ascii="Times New Roman" w:eastAsia="Calibri Light" w:hAnsi="Times New Roman" w:cs="Times New Roman"/>
@@ -7002,7 +6809,7 @@
           <w:rFonts w:ascii="Times New Roman" w:hAnsi="Times New Roman" w:cs="Times New Roman"/>
         </w:rPr>
       </w:pPr>
-      <w:bookmarkStart w:id="30" w:name="_Toc202438774"/>
+      <w:bookmarkStart w:id="30" w:name="_Toc223131223"/>
       <w:r>
         <w:rPr>
           <w:rFonts w:ascii="Times New Roman" w:hAnsi="Times New Roman" w:cs="Times New Roman"/>
@@ -7052,7 +6859,7 @@
           <w:rFonts w:ascii="Times New Roman" w:eastAsia="Calibri Light" w:hAnsi="Times New Roman" w:cs="Times New Roman"/>
         </w:rPr>
       </w:pPr>
-      <w:bookmarkStart w:id="31" w:name="_Toc202438775"/>
+      <w:bookmarkStart w:id="31" w:name="_Toc223131224"/>
       <w:r>
         <w:rPr>
           <w:rFonts w:ascii="Times New Roman" w:eastAsia="Calibri Light" w:hAnsi="Times New Roman" w:cs="Times New Roman"/>
@@ -7125,7 +6932,7 @@
           <w:rFonts w:ascii="Times New Roman" w:eastAsia="Calibri Light" w:hAnsi="Times New Roman" w:cs="Times New Roman"/>
         </w:rPr>
       </w:pPr>
-      <w:bookmarkStart w:id="32" w:name="_Toc202438776"/>
+      <w:bookmarkStart w:id="32" w:name="_Toc223131225"/>
       <w:r>
         <w:rPr>
           <w:rFonts w:ascii="Times New Roman" w:eastAsia="Calibri Light" w:hAnsi="Times New Roman" w:cs="Times New Roman"/>
@@ -7208,7 +7015,7 @@
           <w:rFonts w:ascii="Times New Roman" w:eastAsia="Calibri Light" w:hAnsi="Times New Roman" w:cs="Times New Roman"/>
         </w:rPr>
       </w:pPr>
-      <w:bookmarkStart w:id="33" w:name="_Toc202438777"/>
+      <w:bookmarkStart w:id="33" w:name="_Toc223131226"/>
       <w:r>
         <w:rPr>
           <w:rFonts w:ascii="Times New Roman" w:eastAsia="Calibri Light" w:hAnsi="Times New Roman" w:cs="Times New Roman"/>
@@ -7240,7 +7047,6 @@
         </w:rPr>
         <w:t xml:space="preserve"> the schematic </w:t>
       </w:r>
-      <w:proofErr w:type="gramStart"/>
       <w:r>
         <w:rPr>
           <w:rFonts w:ascii="Times New Roman" w:hAnsi="Times New Roman" w:cs="Times New Roman"/>
@@ -7252,14 +7058,7 @@
         <w:rPr>
           <w:rFonts w:ascii="Times New Roman" w:hAnsi="Times New Roman" w:cs="Times New Roman"/>
         </w:rPr>
-        <w:t>kicad</w:t>
-      </w:r>
-      <w:proofErr w:type="gramEnd"/>
-      <w:r>
-        <w:rPr>
-          <w:rFonts w:ascii="Times New Roman" w:hAnsi="Times New Roman" w:cs="Times New Roman"/>
-        </w:rPr>
-        <w:t>_sch</w:t>
+        <w:t>kicad_sch</w:t>
       </w:r>
       <w:proofErr w:type="spellEnd"/>
       <w:r>
@@ -7412,7 +7211,7 @@
           <w:rFonts w:ascii="Times New Roman" w:eastAsia="Calibri Light" w:hAnsi="Times New Roman" w:cs="Times New Roman"/>
         </w:rPr>
       </w:pPr>
-      <w:bookmarkStart w:id="34" w:name="_Toc202438778"/>
+      <w:bookmarkStart w:id="34" w:name="_Toc223131227"/>
       <w:r>
         <w:rPr>
           <w:rFonts w:ascii="Times New Roman" w:eastAsia="Calibri Light" w:hAnsi="Times New Roman" w:cs="Times New Roman"/>
@@ -7465,23 +7264,7 @@
           <w:rFonts w:ascii="Times New Roman" w:eastAsia="Calibri" w:hAnsi="Times New Roman" w:cs="Times New Roman"/>
           <w:color w:val="000000" w:themeColor="text1"/>
         </w:rPr>
-        <w:t xml:space="preserve">Add these graphics to the </w:t>
-      </w:r>
-      <w:proofErr w:type="gramStart"/>
-      <w:r>
-        <w:rPr>
-          <w:rFonts w:ascii="Times New Roman" w:eastAsia="Calibri" w:hAnsi="Times New Roman" w:cs="Times New Roman"/>
-          <w:color w:val="000000" w:themeColor="text1"/>
-        </w:rPr>
-        <w:t>requirement</w:t>
-      </w:r>
-      <w:proofErr w:type="gramEnd"/>
-      <w:r>
-        <w:rPr>
-          <w:rFonts w:ascii="Times New Roman" w:eastAsia="Calibri" w:hAnsi="Times New Roman" w:cs="Times New Roman"/>
-          <w:color w:val="000000" w:themeColor="text1"/>
-        </w:rPr>
-        <w:t xml:space="preserve"> document. </w:t>
+        <w:t xml:space="preserve">Add these graphics to the requirement document. </w:t>
       </w:r>
     </w:p>
     <w:p>
@@ -7494,7 +7277,7 @@
           <w:rFonts w:ascii="Times New Roman" w:eastAsia="Calibri Light" w:hAnsi="Times New Roman" w:cs="Times New Roman"/>
         </w:rPr>
       </w:pPr>
-      <w:bookmarkStart w:id="35" w:name="_Toc202438779"/>
+      <w:bookmarkStart w:id="35" w:name="_Toc223131228"/>
       <w:r>
         <w:rPr>
           <w:rFonts w:ascii="Times New Roman" w:eastAsia="Calibri Light" w:hAnsi="Times New Roman" w:cs="Times New Roman"/>
@@ -7680,21 +7463,7 @@
         <w:rPr>
           <w:rFonts w:ascii="Times New Roman" w:hAnsi="Times New Roman" w:cs="Times New Roman"/>
         </w:rPr>
-        <w:t xml:space="preserve"> to confirm your </w:t>
-      </w:r>
-      <w:proofErr w:type="gramStart"/>
-      <w:r>
-        <w:rPr>
-          <w:rFonts w:ascii="Times New Roman" w:hAnsi="Times New Roman" w:cs="Times New Roman"/>
-        </w:rPr>
-        <w:t>subcomponents</w:t>
-      </w:r>
-      <w:proofErr w:type="gramEnd"/>
-      <w:r>
-        <w:rPr>
-          <w:rFonts w:ascii="Times New Roman" w:hAnsi="Times New Roman" w:cs="Times New Roman"/>
-        </w:rPr>
-        <w:t xml:space="preserve"> work and to profile its performance. </w:t>
+        <w:t xml:space="preserve"> to confirm your subcomponents work and to profile its performance. </w:t>
       </w:r>
       <w:r>
         <w:rPr>
@@ -7915,7 +7684,7 @@
         </w:rPr>
       </w:pPr>
       <w:bookmarkStart w:id="36" w:name="_Toc977208272"/>
-      <w:bookmarkStart w:id="37" w:name="_Toc202438780"/>
+      <w:bookmarkStart w:id="37" w:name="_Toc223131229"/>
       <w:r>
         <w:rPr>
           <w:rFonts w:ascii="Times New Roman" w:hAnsi="Times New Roman" w:cs="Times New Roman"/>
@@ -7990,7 +7759,7 @@
           <w:rFonts w:ascii="Times New Roman" w:hAnsi="Times New Roman" w:cs="Times New Roman"/>
         </w:rPr>
       </w:pPr>
-      <w:bookmarkStart w:id="38" w:name="_Toc202438781"/>
+      <w:bookmarkStart w:id="38" w:name="_Toc223131230"/>
       <w:r>
         <w:rPr>
           <w:rFonts w:ascii="Times New Roman" w:hAnsi="Times New Roman" w:cs="Times New Roman"/>
@@ -8077,7 +7846,7 @@
         </w:rPr>
       </w:pPr>
       <w:bookmarkStart w:id="41" w:name="_Toc157964780"/>
-      <w:bookmarkStart w:id="42" w:name="_Toc202438782"/>
+      <w:bookmarkStart w:id="42" w:name="_Toc223131231"/>
       <w:r>
         <w:rPr>
           <w:rFonts w:ascii="Times New Roman" w:hAnsi="Times New Roman" w:cs="Times New Roman"/>
@@ -8096,8 +7865,8 @@
           <w:szCs w:val="25"/>
         </w:rPr>
       </w:pPr>
-      <w:bookmarkStart w:id="43" w:name="_Toc202438783"/>
-      <w:bookmarkStart w:id="44" w:name="_Hlk202442952"/>
+      <w:bookmarkStart w:id="43" w:name="_Hlk202442952"/>
+      <w:bookmarkStart w:id="44" w:name="_Toc223131232"/>
       <w:r>
         <w:rPr>
           <w:rFonts w:ascii="Times New Roman" w:eastAsia="Calibri Light" w:hAnsi="Times New Roman" w:cs="Times New Roman"/>
@@ -8106,7 +7875,7 @@
         </w:rPr>
         <w:t>Deliverable 1</w:t>
       </w:r>
-      <w:bookmarkEnd w:id="43"/>
+      <w:bookmarkEnd w:id="44"/>
     </w:p>
     <w:p>
       <w:pPr>
@@ -8176,8 +7945,8 @@
           <w:szCs w:val="25"/>
         </w:rPr>
       </w:pPr>
-      <w:bookmarkStart w:id="47" w:name="_Toc202438784"/>
-      <w:bookmarkEnd w:id="44"/>
+      <w:bookmarkStart w:id="47" w:name="_Toc223131233"/>
+      <w:bookmarkEnd w:id="43"/>
       <w:r>
         <w:rPr>
           <w:rFonts w:ascii="Times New Roman" w:eastAsia="Calibri Light" w:hAnsi="Times New Roman" w:cs="Times New Roman"/>
@@ -8231,8 +8000,8 @@
         </w:rPr>
       </w:pPr>
       <w:bookmarkStart w:id="48" w:name="_Hlk160494448"/>
-      <w:bookmarkStart w:id="49" w:name="_Toc202438785"/>
-      <w:bookmarkStart w:id="50" w:name="_Hlk202443000"/>
+      <w:bookmarkStart w:id="49" w:name="_Hlk202443000"/>
+      <w:bookmarkStart w:id="50" w:name="_Toc223131234"/>
       <w:r>
         <w:rPr>
           <w:rFonts w:ascii="Times New Roman" w:eastAsia="Calibri Light" w:hAnsi="Times New Roman" w:cs="Times New Roman"/>
@@ -8250,7 +8019,7 @@
         </w:rPr>
         <w:t>3</w:t>
       </w:r>
-      <w:bookmarkEnd w:id="49"/>
+      <w:bookmarkEnd w:id="50"/>
     </w:p>
     <w:p>
       <w:pPr>
@@ -8318,8 +8087,8 @@
           <w:szCs w:val="25"/>
         </w:rPr>
       </w:pPr>
-      <w:bookmarkStart w:id="52" w:name="_Toc202438787"/>
-      <w:bookmarkEnd w:id="50"/>
+      <w:bookmarkStart w:id="52" w:name="_Toc223131235"/>
+      <w:bookmarkEnd w:id="49"/>
       <w:bookmarkEnd w:id="51"/>
       <w:r>
         <w:rPr>
@@ -8329,7 +8098,6 @@
         </w:rPr>
         <w:t xml:space="preserve">Deliverable </w:t>
       </w:r>
-      <w:bookmarkEnd w:id="52"/>
       <w:r>
         <w:rPr>
           <w:rFonts w:ascii="Times New Roman" w:eastAsia="Calibri Light" w:hAnsi="Times New Roman" w:cs="Times New Roman"/>
@@ -8338,6 +8106,7 @@
         </w:rPr>
         <w:t>4</w:t>
       </w:r>
+      <w:bookmarkEnd w:id="52"/>
     </w:p>
     <w:p>
       <w:pPr>
@@ -8407,8 +8176,8 @@
           <w:szCs w:val="25"/>
         </w:rPr>
       </w:pPr>
-      <w:bookmarkStart w:id="53" w:name="_Toc202438788"/>
-      <w:bookmarkStart w:id="54" w:name="_Hlk202443116"/>
+      <w:bookmarkStart w:id="53" w:name="_Hlk202443116"/>
+      <w:bookmarkStart w:id="54" w:name="_Toc223131236"/>
       <w:r>
         <w:rPr>
           <w:rFonts w:ascii="Times New Roman" w:eastAsia="Calibri Light" w:hAnsi="Times New Roman" w:cs="Times New Roman"/>
@@ -8417,7 +8186,6 @@
         </w:rPr>
         <w:t xml:space="preserve">Deliverable </w:t>
       </w:r>
-      <w:bookmarkEnd w:id="53"/>
       <w:r>
         <w:rPr>
           <w:rFonts w:ascii="Times New Roman" w:eastAsia="Calibri Light" w:hAnsi="Times New Roman" w:cs="Times New Roman"/>
@@ -8426,6 +8194,7 @@
         </w:rPr>
         <w:t>5</w:t>
       </w:r>
+      <w:bookmarkEnd w:id="54"/>
     </w:p>
     <w:p>
       <w:pPr>
@@ -8461,8 +8230,8 @@
           <w:szCs w:val="25"/>
         </w:rPr>
       </w:pPr>
-      <w:bookmarkStart w:id="55" w:name="_Toc202438789"/>
-      <w:bookmarkEnd w:id="54"/>
+      <w:bookmarkStart w:id="55" w:name="_Toc223131237"/>
+      <w:bookmarkEnd w:id="53"/>
       <w:r>
         <w:rPr>
           <w:rFonts w:ascii="Times New Roman" w:eastAsia="Calibri Light" w:hAnsi="Times New Roman" w:cs="Times New Roman"/>
@@ -8471,7 +8240,6 @@
         </w:rPr>
         <w:t xml:space="preserve">Deliverable </w:t>
       </w:r>
-      <w:bookmarkEnd w:id="55"/>
       <w:r>
         <w:rPr>
           <w:rFonts w:ascii="Times New Roman" w:eastAsia="Calibri Light" w:hAnsi="Times New Roman" w:cs="Times New Roman"/>
@@ -8480,6 +8248,7 @@
         </w:rPr>
         <w:t>6</w:t>
       </w:r>
+      <w:bookmarkEnd w:id="55"/>
     </w:p>
     <w:p>
       <w:pPr>
@@ -8503,7 +8272,7 @@
           <w:szCs w:val="25"/>
         </w:rPr>
       </w:pPr>
-      <w:bookmarkStart w:id="56" w:name="_Toc202438790"/>
+      <w:bookmarkStart w:id="56" w:name="_Toc223131238"/>
       <w:r>
         <w:rPr>
           <w:rFonts w:ascii="Times New Roman" w:eastAsia="Calibri Light" w:hAnsi="Times New Roman" w:cs="Times New Roman"/>
@@ -8564,21 +8333,7 @@
         <w:rPr>
           <w:rFonts w:ascii="Times New Roman" w:hAnsi="Times New Roman" w:cs="Times New Roman"/>
         </w:rPr>
-        <w:t xml:space="preserve"> This extra credit can be completed </w:t>
-      </w:r>
-      <w:proofErr w:type="gramStart"/>
-      <w:r>
-        <w:rPr>
-          <w:rFonts w:ascii="Times New Roman" w:hAnsi="Times New Roman" w:cs="Times New Roman"/>
-        </w:rPr>
-        <w:t>until</w:t>
-      </w:r>
-      <w:proofErr w:type="gramEnd"/>
-      <w:r>
-        <w:rPr>
-          <w:rFonts w:ascii="Times New Roman" w:hAnsi="Times New Roman" w:cs="Times New Roman"/>
-        </w:rPr>
-        <w:t xml:space="preserve"> lab 7</w:t>
+        <w:t xml:space="preserve"> This extra credit can be completed until lab 7</w:t>
       </w:r>
       <w:r>
         <w:rPr>
@@ -8604,124 +8359,6 @@
         </w:rPr>
         <w:t>.</w:t>
       </w:r>
-    </w:p>
-    <w:p>
-      <w:pPr>
-        <w:pStyle w:val="Heading2"/>
-        <w:rPr>
-          <w:rFonts w:ascii="Times New Roman" w:eastAsia="Calibri Light" w:hAnsi="Times New Roman" w:cs="Times New Roman"/>
-          <w:sz w:val="25"/>
-          <w:szCs w:val="25"/>
-        </w:rPr>
-      </w:pPr>
-      <w:bookmarkStart w:id="57" w:name="_Toc202438791"/>
-      <w:bookmarkStart w:id="58" w:name="_Hlk202443284"/>
-      <w:r>
-        <w:rPr>
-          <w:rFonts w:ascii="Times New Roman" w:eastAsia="Calibri Light" w:hAnsi="Times New Roman" w:cs="Times New Roman"/>
-          <w:sz w:val="25"/>
-          <w:szCs w:val="25"/>
-        </w:rPr>
-        <w:t xml:space="preserve">Deliverable </w:t>
-      </w:r>
-      <w:r>
-        <w:rPr>
-          <w:rFonts w:ascii="Times New Roman" w:eastAsia="Calibri Light" w:hAnsi="Times New Roman" w:cs="Times New Roman"/>
-          <w:sz w:val="25"/>
-          <w:szCs w:val="25"/>
-        </w:rPr>
-        <w:t>8</w:t>
-      </w:r>
-      <w:r>
-        <w:rPr>
-          <w:rFonts w:ascii="Times New Roman" w:eastAsia="Calibri Light" w:hAnsi="Times New Roman" w:cs="Times New Roman"/>
-          <w:sz w:val="25"/>
-          <w:szCs w:val="25"/>
-        </w:rPr>
-        <w:t xml:space="preserve"> (10pts Extra Credit)</w:t>
-      </w:r>
-      <w:bookmarkEnd w:id="57"/>
-    </w:p>
-    <w:p>
-      <w:pPr>
-        <w:rPr>
-          <w:rFonts w:ascii="Times New Roman" w:hAnsi="Times New Roman" w:cs="Times New Roman"/>
-        </w:rPr>
-      </w:pPr>
-      <w:r>
-        <w:rPr>
-          <w:rFonts w:ascii="Times New Roman" w:hAnsi="Times New Roman" w:cs="Times New Roman"/>
-        </w:rPr>
-        <w:t xml:space="preserve">Use a TM4C123 chip in your design in addition to the launchpad. You will need to add the component to the PCB like </w:t>
-      </w:r>
-      <w:r>
-        <w:rPr>
-          <w:rFonts w:ascii="Times New Roman" w:hAnsi="Times New Roman" w:cs="Times New Roman"/>
-        </w:rPr>
-        <w:t xml:space="preserve">in </w:t>
-      </w:r>
-      <w:r>
-        <w:rPr>
-          <w:rFonts w:ascii="Times New Roman" w:hAnsi="Times New Roman" w:cs="Times New Roman"/>
-        </w:rPr>
-        <w:t xml:space="preserve">Lab </w:t>
-      </w:r>
-      <w:r>
-        <w:rPr>
-          <w:rFonts w:ascii="Times New Roman" w:hAnsi="Times New Roman" w:cs="Times New Roman"/>
-        </w:rPr>
-        <w:t xml:space="preserve">6. You </w:t>
-      </w:r>
-      <w:r>
-        <w:rPr>
-          <w:rFonts w:ascii="Times New Roman" w:hAnsi="Times New Roman" w:cs="Times New Roman"/>
-        </w:rPr>
-        <w:t>will need to ensure that it is Launchpad redundant (e.g. if the chip fails, the LaunchPad can be plugged in and used).</w:t>
-      </w:r>
-      <w:r>
-        <w:rPr>
-          <w:rFonts w:ascii="Times New Roman" w:hAnsi="Times New Roman" w:cs="Times New Roman"/>
-        </w:rPr>
-        <w:t xml:space="preserve"> One way to make it redundant is to add headers to the PCB where jumper can be run from the launchpad to the PCB.</w:t>
-      </w:r>
-      <w:r>
-        <w:rPr>
-          <w:rFonts w:ascii="Times New Roman" w:hAnsi="Times New Roman" w:cs="Times New Roman"/>
-        </w:rPr>
-        <w:t xml:space="preserve"> This extra credit can be completed until lab </w:t>
-      </w:r>
-      <w:r>
-        <w:rPr>
-          <w:rFonts w:ascii="Times New Roman" w:hAnsi="Times New Roman" w:cs="Times New Roman"/>
-        </w:rPr>
-        <w:t>7B</w:t>
-      </w:r>
-      <w:r>
-        <w:rPr>
-          <w:rFonts w:ascii="Times New Roman" w:hAnsi="Times New Roman" w:cs="Times New Roman"/>
-        </w:rPr>
-        <w:t xml:space="preserve"> and will be applied to lab 1</w:t>
-      </w:r>
-      <w:r>
-        <w:rPr>
-          <w:rFonts w:ascii="Times New Roman" w:hAnsi="Times New Roman" w:cs="Times New Roman"/>
-        </w:rPr>
-        <w:t>0</w:t>
-      </w:r>
-      <w:r>
-        <w:rPr>
-          <w:rFonts w:ascii="Times New Roman" w:hAnsi="Times New Roman" w:cs="Times New Roman"/>
-        </w:rPr>
-        <w:t>.</w:t>
-      </w:r>
-    </w:p>
-    <w:bookmarkEnd w:id="58"/>
-    <w:p>
-      <w:pPr>
-        <w:rPr>
-          <w:rFonts w:ascii="Times New Roman" w:hAnsi="Times New Roman" w:cs="Times New Roman"/>
-        </w:rPr>
-      </w:pPr>
       <w:r>
         <w:rPr>
           <w:rFonts w:ascii="Times New Roman" w:hAnsi="Times New Roman" w:cs="Times New Roman"/>
@@ -8736,7 +8373,7 @@
           <w:rFonts w:ascii="Times New Roman" w:hAnsi="Times New Roman" w:cs="Times New Roman"/>
         </w:rPr>
       </w:pPr>
-      <w:bookmarkStart w:id="59" w:name="_Toc202438792"/>
+      <w:bookmarkStart w:id="57" w:name="_Toc223131240"/>
       <w:r>
         <w:rPr>
           <w:rFonts w:ascii="Times New Roman" w:hAnsi="Times New Roman" w:cs="Times New Roman"/>
@@ -8744,7 +8381,7 @@
         <w:lastRenderedPageBreak/>
         <w:t>Hints</w:t>
       </w:r>
-      <w:bookmarkEnd w:id="59"/>
+      <w:bookmarkEnd w:id="57"/>
     </w:p>
     <w:p>
       <w:pPr>
@@ -8869,14 +8506,14 @@
           <w:rFonts w:ascii="Times New Roman" w:hAnsi="Times New Roman" w:cs="Times New Roman"/>
         </w:rPr>
       </w:pPr>
-      <w:bookmarkStart w:id="60" w:name="_Toc202438793"/>
+      <w:bookmarkStart w:id="58" w:name="_Toc223131241"/>
       <w:r>
         <w:rPr>
           <w:rFonts w:ascii="Times New Roman" w:hAnsi="Times New Roman" w:cs="Times New Roman"/>
         </w:rPr>
         <w:t>Other Stuff</w:t>
       </w:r>
-      <w:bookmarkEnd w:id="60"/>
+      <w:bookmarkEnd w:id="58"/>
     </w:p>
     <w:p>
       <w:pPr>
@@ -9922,19 +9559,7 @@
             <w:rPr>
               <w:rFonts w:ascii="Times New Roman" w:hAnsi="Times New Roman" w:cs="Times New Roman"/>
             </w:rPr>
-            <w:t>Fall</w:t>
-          </w:r>
-          <w:r>
-            <w:rPr>
-              <w:rFonts w:ascii="Times New Roman" w:hAnsi="Times New Roman" w:cs="Times New Roman"/>
-            </w:rPr>
-            <w:t xml:space="preserve"> 202</w:t>
-          </w:r>
-          <w:r>
-            <w:rPr>
-              <w:rFonts w:ascii="Times New Roman" w:hAnsi="Times New Roman" w:cs="Times New Roman"/>
-            </w:rPr>
-            <w:t>5</w:t>
+            <w:t>Spring 2026</w:t>
           </w:r>
         </w:p>
       </w:tc>
